--- a/Final Project Instructions.docx
+++ b/Final Project Instructions.docx
@@ -460,6 +460,24 @@
       <w:r>
         <w:rPr>
           <w:rFonts w:ascii="Source Sans Pro" w:eastAsia="Times New Roman" w:hAnsi="Source Sans Pro" w:cs="Times New Roman"/>
+          <w:color w:val="EE0000"/>
+          <w:kern w:val="0"/>
+          <w14:ligatures w14:val="none"/>
+        </w:rPr>
+        <w:t>X</w:t>
+      </w:r>
+      <w:r>
+        <w:rPr>
+          <w:rFonts w:ascii="Source Sans Pro" w:eastAsia="Times New Roman" w:hAnsi="Source Sans Pro" w:cs="Times New Roman"/>
+          <w:color w:val="0F1114"/>
+          <w:kern w:val="0"/>
+          <w14:ligatures w14:val="none"/>
+        </w:rPr>
+        <w:t xml:space="preserve"> </w:t>
+      </w:r>
+      <w:r>
+        <w:rPr>
+          <w:rFonts w:ascii="Source Sans Pro" w:eastAsia="Times New Roman" w:hAnsi="Source Sans Pro" w:cs="Times New Roman"/>
           <w:color w:val="0F1114"/>
           <w:kern w:val="0"/>
           <w14:ligatures w14:val="none"/>
@@ -553,6 +571,24 @@
       <w:r>
         <w:rPr>
           <w:rFonts w:ascii="Source Sans Pro" w:eastAsia="Times New Roman" w:hAnsi="Source Sans Pro" w:cs="Times New Roman"/>
+          <w:color w:val="EE0000"/>
+          <w:kern w:val="0"/>
+          <w14:ligatures w14:val="none"/>
+        </w:rPr>
+        <w:t>X</w:t>
+      </w:r>
+      <w:r>
+        <w:rPr>
+          <w:rFonts w:ascii="Source Sans Pro" w:eastAsia="Times New Roman" w:hAnsi="Source Sans Pro" w:cs="Times New Roman"/>
+          <w:color w:val="0F1114"/>
+          <w:kern w:val="0"/>
+          <w14:ligatures w14:val="none"/>
+        </w:rPr>
+        <w:t xml:space="preserve"> </w:t>
+      </w:r>
+      <w:r>
+        <w:rPr>
+          <w:rFonts w:ascii="Source Sans Pro" w:eastAsia="Times New Roman" w:hAnsi="Source Sans Pro" w:cs="Times New Roman"/>
           <w:color w:val="0F1114"/>
           <w:kern w:val="0"/>
           <w14:ligatures w14:val="none"/>
@@ -578,6 +614,15 @@
       <w:r>
         <w:rPr>
           <w:rFonts w:ascii="Source Sans Pro" w:eastAsia="Times New Roman" w:hAnsi="Source Sans Pro" w:cs="Times New Roman"/>
+          <w:color w:val="EE0000"/>
+          <w:kern w:val="0"/>
+          <w14:ligatures w14:val="none"/>
+        </w:rPr>
+        <w:t xml:space="preserve">X </w:t>
+      </w:r>
+      <w:r>
+        <w:rPr>
+          <w:rFonts w:ascii="Source Sans Pro" w:eastAsia="Times New Roman" w:hAnsi="Source Sans Pro" w:cs="Times New Roman"/>
           <w:color w:val="0F1114"/>
           <w:kern w:val="0"/>
           <w14:ligatures w14:val="none"/>
@@ -603,6 +648,24 @@
       <w:r>
         <w:rPr>
           <w:rFonts w:ascii="Source Sans Pro" w:eastAsia="Times New Roman" w:hAnsi="Source Sans Pro" w:cs="Times New Roman"/>
+          <w:color w:val="EE0000"/>
+          <w:kern w:val="0"/>
+          <w14:ligatures w14:val="none"/>
+        </w:rPr>
+        <w:t>X</w:t>
+      </w:r>
+      <w:r>
+        <w:rPr>
+          <w:rFonts w:ascii="Source Sans Pro" w:eastAsia="Times New Roman" w:hAnsi="Source Sans Pro" w:cs="Times New Roman"/>
+          <w:color w:val="0F1114"/>
+          <w:kern w:val="0"/>
+          <w14:ligatures w14:val="none"/>
+        </w:rPr>
+        <w:t xml:space="preserve"> </w:t>
+      </w:r>
+      <w:r>
+        <w:rPr>
+          <w:rFonts w:ascii="Source Sans Pro" w:eastAsia="Times New Roman" w:hAnsi="Source Sans Pro" w:cs="Times New Roman"/>
           <w:color w:val="0F1114"/>
           <w:kern w:val="0"/>
           <w14:ligatures w14:val="none"/>
@@ -628,6 +691,24 @@
       <w:r>
         <w:rPr>
           <w:rFonts w:ascii="Source Sans Pro" w:eastAsia="Times New Roman" w:hAnsi="Source Sans Pro" w:cs="Times New Roman"/>
+          <w:color w:val="EE0000"/>
+          <w:kern w:val="0"/>
+          <w14:ligatures w14:val="none"/>
+        </w:rPr>
+        <w:t>X</w:t>
+      </w:r>
+      <w:r>
+        <w:rPr>
+          <w:rFonts w:ascii="Source Sans Pro" w:eastAsia="Times New Roman" w:hAnsi="Source Sans Pro" w:cs="Times New Roman"/>
+          <w:color w:val="0F1114"/>
+          <w:kern w:val="0"/>
+          <w14:ligatures w14:val="none"/>
+        </w:rPr>
+        <w:t xml:space="preserve"> </w:t>
+      </w:r>
+      <w:r>
+        <w:rPr>
+          <w:rFonts w:ascii="Source Sans Pro" w:eastAsia="Times New Roman" w:hAnsi="Source Sans Pro" w:cs="Times New Roman"/>
           <w:color w:val="0F1114"/>
           <w:kern w:val="0"/>
           <w14:ligatures w14:val="none"/>
@@ -653,6 +734,15 @@
       <w:r>
         <w:rPr>
           <w:rFonts w:ascii="Source Sans Pro" w:eastAsia="Times New Roman" w:hAnsi="Source Sans Pro" w:cs="Times New Roman"/>
+          <w:color w:val="EE0000"/>
+          <w:kern w:val="0"/>
+          <w14:ligatures w14:val="none"/>
+        </w:rPr>
+        <w:t xml:space="preserve">X </w:t>
+      </w:r>
+      <w:r>
+        <w:rPr>
+          <w:rFonts w:ascii="Source Sans Pro" w:eastAsia="Times New Roman" w:hAnsi="Source Sans Pro" w:cs="Times New Roman"/>
           <w:color w:val="0F1114"/>
           <w:kern w:val="0"/>
           <w14:ligatures w14:val="none"/>
@@ -675,6 +765,15 @@
           <w14:ligatures w14:val="none"/>
         </w:rPr>
       </w:pPr>
+      <w:r>
+        <w:rPr>
+          <w:rFonts w:ascii="Source Sans Pro" w:eastAsia="Times New Roman" w:hAnsi="Source Sans Pro" w:cs="Times New Roman"/>
+          <w:color w:val="EE0000"/>
+          <w:kern w:val="0"/>
+          <w14:ligatures w14:val="none"/>
+        </w:rPr>
+        <w:t xml:space="preserve">X </w:t>
+      </w:r>
       <w:r>
         <w:rPr>
           <w:rFonts w:ascii="Source Sans Pro" w:eastAsia="Times New Roman" w:hAnsi="Source Sans Pro" w:cs="Times New Roman"/>
